--- a/recursos/comercial/B2B/PROPUESTA_PILOTO_ALIANZAS_DOCENTE.docx
+++ b/recursos/comercial/B2B/PROPUESTA_PILOTO_ALIANZAS_DOCENTE.docx
@@ -50,7 +50,7 @@
           <w:b w:val="0"/>
           <w:sz w:val="21"/>
         </w:rPr>
-        <w:t>Abrir alianzas con empresas de Bucaramanga para el programa de becas corporativas "Becas [Empresa]": la empresa entrega becas de inglés a sus empleados como premio, con su nombre, y la academia recibe estudiantes nuevos recomendados por su jefe. Si además la empresa quiere formar a su equipo con un programa pagado, esa venta la hace gerencia.</w:t>
+        <w:t>Abrir alianzas con empresas de Bucaramanga como Heiiu Business Partner. Qué recibe la empresa, sin pagar nada: sus colaboradores con ingresos hasta 1,5 SMMLV, con carta de la empresa y desprendible, acceden a la Beca Transformación del Fondo (techo 45%) para su programa de inglés; los demás colaboradores reciben el beneficio de convenio (pagan a cuotas con el porcentaje de contado de su perfil); y la empresa recibe reporte de avance de sus becados, ceremonia de entrega y un diagnóstico de inglés para su equipo. La academia recibe estudiantes nuevos recomendados por su jefe. Si además la empresa quiere formar a su equipo con un programa pagado, esa venta la hace gerencia.</w:t>
       </w:r>
     </w:p>
     <w:p>
@@ -62,7 +62,7 @@
           <w:b/>
           <w:sz w:val="21"/>
         </w:rPr>
-        <w:t>Tu papel es abrir la puerta y presentar: que el gerente diga "quiero esa reunión" o "quiero ese convenio". Gerencia negocia, cotiza y firma.</w:t>
+        <w:t>Tu papel: abrir la puerta, presentar y cerrar el convenio de alianza con el formato estándar, sin cambiarle nada (el convenio no tiene costo ni condiciones negociables). Gerencia lo firma por la academia. Todo lo que tenga precio (formación corporativa pagada) o se salga del formato, lo presenta y cierra gerencia.</w:t>
       </w:r>
     </w:p>
     <w:p>
@@ -258,7 +258,7 @@
               <w:rPr>
                 <w:sz w:val="19"/>
               </w:rPr>
-              <w:t>Convenios de becas firmados (los firma gerencia)</w:t>
+              <w:t>Convenios firmados (los cierras tú con el formato; gerencia firma por la academia)</w:t>
             </w:r>
           </w:p>
         </w:tc>
@@ -510,7 +510,7 @@
         <w:rPr>
           <w:sz w:val="21"/>
         </w:rPr>
-        <w:t>No negociar, no cotizar, no prometer condiciones ni descuentos. Si preguntan por precio o por formación pagada: "eso se lo presenta gerencia; le agendo 20 minutos".</w:t>
+        <w:t>Cerrar solo con el mini-convenio estándar, tal cual. No negociar, no cotizar, no prometer condiciones ni descuentos. Si preguntan por precio o por formación pagada: "eso se lo presenta gerencia; le agendo 20 minutos".</w:t>
       </w:r>
     </w:p>
     <w:p>
@@ -522,7 +522,7 @@
         <w:rPr>
           <w:sz w:val="21"/>
         </w:rPr>
-        <w:t>Terminar cada visita con algo: convenio para firma, reunión con gerencia agendada, o un referido concreto.</w:t>
+        <w:t>Terminar cada visita con algo: convenio firmado por la empresa, reunión con gerencia agendada (formación pagada), o un referido concreto.</w:t>
       </w:r>
     </w:p>
     <w:p>
@@ -619,7 +619,7 @@
         <w:rPr>
           <w:sz w:val="21"/>
         </w:rPr>
-        <w:t>Negociar, cotizar y firmar con las empresas que abras.</w:t>
+        <w:t>Firmar por la academia los convenios que cierres, y negociar, cotizar y cerrar la formación pagada con las empresas que abras.</w:t>
       </w:r>
     </w:p>
     <w:p>

--- a/recursos/comercial/B2B/PROPUESTA_PILOTO_ALIANZAS_DOCENTE.docx
+++ b/recursos/comercial/B2B/PROPUESTA_PILOTO_ALIANZAS_DOCENTE.docx
@@ -50,7 +50,31 @@
           <w:b w:val="0"/>
           <w:sz w:val="21"/>
         </w:rPr>
-        <w:t>Abrir alianzas con empresas de Bucaramanga como Heiiu Business Partner. Qué recibe la empresa, sin pagar nada: sus colaboradores con ingresos hasta 1,5 SMMLV, con carta de la empresa y desprendible, acceden a la Beca Transformación del Fondo (techo 45%) para su programa de inglés; los demás colaboradores reciben el beneficio de convenio (pagan a cuotas con el porcentaje de contado de su perfil); y la empresa recibe reporte de avance de sus becados, ceremonia de entrega y un diagnóstico de inglés para su equipo. La academia recibe estudiantes nuevos recomendados por su jefe. Si además la empresa quiere formar a su equipo con un programa pagado, esa venta la hace gerencia.</w:t>
+        <w:t>Abrir alianzas con empresas de Bucaramanga. Llevas DOS ofertas y la frase es una sola: "si su empresa quiere premiar a su gente sin tocar presupuesto, firmamos la alianza hoy; si quiere formar a su equipo, le presento el plan empresa".</w:t>
+      </w:r>
+    </w:p>
+    <w:p>
+      <w:pPr>
+        <w:spacing w:after="60"/>
+      </w:pPr>
+      <w:r>
+        <w:rPr>
+          <w:b w:val="0"/>
+          <w:sz w:val="21"/>
+        </w:rPr>
+        <w:t>OFERTA A — Alianza sin costo (la empresa como canal; la cierras tú con el convenio estándar): todos sus colaboradores, con carta de la empresa, entran a la columna Transformación del Fondo (45% de contado, 36% a cuotas), igual que un afiliado a Cajasan. Tres Becas [Empresa] por ciclo, para quien la empresa elija: 45% aunque paguen a cuotas, libros incluidos y prioridad de cupo, entregadas con certificado a nombre de la empresa. Para la empresa: reporte de avance de sus becados y diagnóstico de inglés para su equipo.</w:t>
+      </w:r>
+    </w:p>
+    <w:p>
+      <w:pPr>
+        <w:spacing w:after="60"/>
+      </w:pPr>
+      <w:r>
+        <w:rPr>
+          <w:b w:val="0"/>
+          <w:sz w:val="21"/>
+        </w:rPr>
+        <w:t>OFERTA B — Plan empresa (la empresa como cliente; la cierra gerencia, tú la agendas): la empresa paga los cupos de sus colaboradores a tarifa corporativa, $4.782.800 por cupo del programa completo, mínimo 3, con factura y copago posible.</w:t>
       </w:r>
     </w:p>
     <w:p>

--- a/recursos/comercial/B2B/PROPUESTA_PILOTO_ALIANZAS_DOCENTE.docx
+++ b/recursos/comercial/B2B/PROPUESTA_PILOTO_ALIANZAS_DOCENTE.docx
@@ -62,7 +62,7 @@
           <w:b w:val="0"/>
           <w:sz w:val="21"/>
         </w:rPr>
-        <w:t>OFERTA A — Alianza sin costo (la empresa como canal; la cierras tú con el convenio estándar): todos sus colaboradores, con carta de la empresa, entran a la columna Transformación del Fondo (45% de contado, 36% a cuotas), igual que un afiliado a Cajasan. Tres Becas [Empresa] por ciclo, para quien la empresa elija: 45% aunque paguen a cuotas, libros incluidos y prioridad de cupo, entregadas con certificado a nombre de la empresa. Para la empresa: reporte de avance de sus becados y diagnóstico de inglés para su equipo.</w:t>
+        <w:t>OFERTA A — Alianza sin costo (la empresa como canal; la cierras tú con el convenio estándar): todos sus colaboradores, con carta de la empresa, entran a la columna Transformación del Fondo (45% de contado, 36% a cuotas), igual que un afiliado a Cajasan. Tres Becas [Empresa] por trimestre, para quien la empresa elija: 45% aunque paguen a cuotas, libros incluidos y prioridad de cupo, entregadas con certificado a nombre de la empresa. Para la empresa: reporte de avance de sus becados y diagnóstico de inglés para su equipo.</w:t>
       </w:r>
     </w:p>
     <w:p>

--- a/recursos/comercial/B2B/PROPUESTA_PILOTO_ALIANZAS_DOCENTE.docx
+++ b/recursos/comercial/B2B/PROPUESTA_PILOTO_ALIANZAS_DOCENTE.docx
@@ -62,7 +62,7 @@
           <w:b w:val="0"/>
           <w:sz w:val="21"/>
         </w:rPr>
-        <w:t>OFERTA A — Alianza sin costo (la empresa como canal; la cierras tú con el convenio estándar): todos sus colaboradores, con carta de la empresa, entran a la columna Transformación del Fondo (45% de contado, 36% a cuotas), igual que un afiliado a Cajasan. Tres Becas [Empresa] por trimestre, para quien la empresa elija: 45% aunque paguen a cuotas, libros incluidos y prioridad de cupo, entregadas con certificado a nombre de la empresa. Para la empresa: reporte de avance de sus becados y diagnóstico de inglés para su equipo.</w:t>
+        <w:t>OFERTA A — Alianza sin costo (la empresa como canal; la cierras tú con el convenio estándar): todos sus colaboradores, con carta de la empresa, entran a la columna Transformación del Fondo (45% de contado, 36% a cuotas), igual que un afiliado a Cajasan. Tres Becas [Empresa] por trimestre, para quien la empresa elija: 45% aunque paguen a cuotas, libros incluidos y prioridad de cupo, entregadas con certificado a nombre de la empresa. Si todos sus becados cumplen, el trimestre siguiente son cinco; si alguno falla, vuelven a tres; nunca más de cinco ni se acumulan. Para la empresa: reporte de avance de sus becados y diagnóstico de inglés para su equipo.</w:t>
       </w:r>
     </w:p>
     <w:p>

--- a/recursos/comercial/B2B/PROPUESTA_PILOTO_ALIANZAS_DOCENTE.docx
+++ b/recursos/comercial/B2B/PROPUESTA_PILOTO_ALIANZAS_DOCENTE.docx
@@ -74,7 +74,7 @@
           <w:b w:val="0"/>
           <w:sz w:val="21"/>
         </w:rPr>
-        <w:t>OFERTA B — Plan empresa (la empresa como cliente; la cierra gerencia, tú la agendas): la empresa paga los cupos de sus colaboradores a tarifa corporativa, $4.782.800 por cupo del programa completo, mínimo 3, con factura y copago posible.</w:t>
+        <w:t>OFERTA B — Plan empresa (la empresa como cliente): la empresa paga los cupos de sus colaboradores a tarifa corporativa, $4.782.800 por cupo del programa completo, con factura y copago posible. De 3 a 7 cupos, en grupos regulares, de contado o 30% inicial y 3 cuotas mensuales: lo cierras tú con la ORDEN PLAN EMPRESA y gerencia firma. De 8 cupos en adelante, o si piden clases en la empresa, horarios propios u otros plazos, lo agendas con gerencia.</w:t>
       </w:r>
     </w:p>
     <w:p>
@@ -86,7 +86,7 @@
           <w:b/>
           <w:sz w:val="21"/>
         </w:rPr>
-        <w:t>Tu papel: abrir la puerta, presentar y cerrar el convenio de alianza con el formato estándar, sin cambiarle nada (el convenio no tiene costo ni condiciones negociables). Gerencia lo firma por la academia. Todo lo que tenga precio (formación corporativa pagada) o se salga del formato, lo presenta y cierra gerencia.</w:t>
+        <w:t>Tu papel: abrir la puerta, presentar y cerrar con los formatos estándar, sin cambiarles nada: el convenio de alianza (Oferta A) y la orden del plan empresa de 3 a 7 cupos (Oferta B). Gerencia firma por la academia. Todo lo que se salga del formato (8 cupos o más, clases en la empresa, horarios u otros plazos) lo presenta y cierra gerencia.</w:t>
       </w:r>
     </w:p>
     <w:p>
@@ -332,7 +332,7 @@
               <w:rPr>
                 <w:sz w:val="19"/>
               </w:rPr>
-              <w:t>Gerentes agendados con gerencia por formación pagada</w:t>
+              <w:t>Planes empresa cerrados (estándar) o agendados con gerencia (a la medida)</w:t>
             </w:r>
           </w:p>
         </w:tc>
@@ -978,7 +978,7 @@
         <w:rPr>
           <w:sz w:val="21"/>
         </w:rPr>
-        <w:t>3% del recaudo del primer año si una empresa que tú abriste contrata formación corporativa pagada con gerencia.</w:t>
+        <w:t>Plan empresa: 5% del recaudo del primer año si lo cierras tú con el formato estándar (3 a 7 cupos); 3% si lo agendas y lo cierra gerencia (8 o más cupos o condiciones a la medida).</w:t>
       </w:r>
     </w:p>
     <w:p>

--- a/recursos/comercial/B2B/PROPUESTA_PILOTO_ALIANZAS_DOCENTE.docx
+++ b/recursos/comercial/B2B/PROPUESTA_PILOTO_ALIANZAS_DOCENTE.docx
@@ -99,7 +99,7 @@
           <w:color w:val="E54C09"/>
           <w:sz w:val="25"/>
         </w:rPr>
-        <w:t>2. Qué se espera en 60 días</w:t>
+        <w:t>2. Qué se espera: cuatro cortes, acumulado mínimo en cada uno</w:t>
       </w:r>
     </w:p>
     <w:tbl>
@@ -109,14 +109,16 @@
         <w:tblLook w:firstColumn="1" w:firstRow="1" w:lastColumn="0" w:lastRow="0" w:noHBand="0" w:noVBand="1" w:val="04A0"/>
       </w:tblPr>
       <w:tblGrid>
-        <w:gridCol w:w="3362"/>
-        <w:gridCol w:w="3362"/>
-        <w:gridCol w:w="3362"/>
+        <w:gridCol w:w="2017"/>
+        <w:gridCol w:w="2017"/>
+        <w:gridCol w:w="2017"/>
+        <w:gridCol w:w="2017"/>
+        <w:gridCol w:w="2017"/>
       </w:tblGrid>
       <w:tr>
         <w:tc>
           <w:tcPr>
-            <w:tcW w:type="dxa" w:w="5669"/>
+            <w:tcW w:type="dxa" w:w="4535"/>
             <w:shd w:val="clear" w:color="auto" w:fill="FFF8E7"/>
           </w:tcPr>
           <w:p>
@@ -128,13 +130,13 @@
                 <w:b/>
                 <w:sz w:val="19"/>
               </w:rPr>
-              <w:t>Qué</w:t>
+              <w:t>Qué (acumulado)</w:t>
             </w:r>
           </w:p>
         </w:tc>
         <w:tc>
           <w:tcPr>
-            <w:tcW w:type="dxa" w:w="1701"/>
+            <w:tcW w:type="dxa" w:w="1134"/>
             <w:shd w:val="clear" w:color="auto" w:fill="FFF8E7"/>
           </w:tcPr>
           <w:p>
@@ -146,13 +148,13 @@
                 <w:b/>
                 <w:sz w:val="19"/>
               </w:rPr>
-              <w:t>Mínimo</w:t>
+              <w:t>Día 15</w:t>
             </w:r>
           </w:p>
         </w:tc>
         <w:tc>
           <w:tcPr>
-            <w:tcW w:type="dxa" w:w="1701"/>
+            <w:tcW w:type="dxa" w:w="1134"/>
             <w:shd w:val="clear" w:color="auto" w:fill="FFF8E7"/>
           </w:tcPr>
           <w:p>
@@ -164,7 +166,43 @@
                 <w:b/>
                 <w:sz w:val="19"/>
               </w:rPr>
-              <w:t>Bueno</w:t>
+              <w:t>Día 30</w:t>
+            </w:r>
+          </w:p>
+        </w:tc>
+        <w:tc>
+          <w:tcPr>
+            <w:tcW w:type="dxa" w:w="1134"/>
+            <w:shd w:val="clear" w:color="auto" w:fill="FFF8E7"/>
+          </w:tcPr>
+          <w:p>
+            <w:pPr>
+              <w:spacing w:after="0"/>
+            </w:pPr>
+            <w:r>
+              <w:rPr>
+                <w:b/>
+                <w:sz w:val="19"/>
+              </w:rPr>
+              <w:t>Día 45</w:t>
+            </w:r>
+          </w:p>
+        </w:tc>
+        <w:tc>
+          <w:tcPr>
+            <w:tcW w:type="dxa" w:w="1134"/>
+            <w:shd w:val="clear" w:color="auto" w:fill="FFF8E7"/>
+          </w:tcPr>
+          <w:p>
+            <w:pPr>
+              <w:spacing w:after="0"/>
+            </w:pPr>
+            <w:r>
+              <w:rPr>
+                <w:b/>
+                <w:sz w:val="19"/>
+              </w:rPr>
+              <w:t>Día 60</w:t>
             </w:r>
           </w:p>
         </w:tc>
@@ -172,7 +210,7 @@
       <w:tr>
         <w:tc>
           <w:tcPr>
-            <w:tcW w:type="dxa" w:w="5669"/>
+            <w:tcW w:type="dxa" w:w="4535"/>
           </w:tcPr>
           <w:p>
             <w:pPr>
@@ -188,7 +226,7 @@
         </w:tc>
         <w:tc>
           <w:tcPr>
-            <w:tcW w:type="dxa" w:w="1701"/>
+            <w:tcW w:type="dxa" w:w="1134"/>
           </w:tcPr>
           <w:p>
             <w:pPr>
@@ -198,13 +236,13 @@
               <w:rPr>
                 <w:sz w:val="19"/>
               </w:rPr>
-              <w:t>10</w:t>
+              <w:t>6</w:t>
             </w:r>
           </w:p>
         </w:tc>
         <w:tc>
           <w:tcPr>
-            <w:tcW w:type="dxa" w:w="1701"/>
+            <w:tcW w:type="dxa" w:w="1134"/>
           </w:tcPr>
           <w:p>
             <w:pPr>
@@ -214,7 +252,39 @@
               <w:rPr>
                 <w:sz w:val="19"/>
               </w:rPr>
-              <w:t>20</w:t>
+              <w:t>12</w:t>
+            </w:r>
+          </w:p>
+        </w:tc>
+        <w:tc>
+          <w:tcPr>
+            <w:tcW w:type="dxa" w:w="1134"/>
+          </w:tcPr>
+          <w:p>
+            <w:pPr>
+              <w:spacing w:after="0"/>
+            </w:pPr>
+            <w:r>
+              <w:rPr>
+                <w:sz w:val="19"/>
+              </w:rPr>
+              <w:t>18</w:t>
+            </w:r>
+          </w:p>
+        </w:tc>
+        <w:tc>
+          <w:tcPr>
+            <w:tcW w:type="dxa" w:w="1134"/>
+          </w:tcPr>
+          <w:p>
+            <w:pPr>
+              <w:spacing w:after="0"/>
+            </w:pPr>
+            <w:r>
+              <w:rPr>
+                <w:sz w:val="19"/>
+              </w:rPr>
+              <w:t>24</w:t>
             </w:r>
           </w:p>
         </w:tc>
@@ -222,7 +292,7 @@
       <w:tr>
         <w:tc>
           <w:tcPr>
-            <w:tcW w:type="dxa" w:w="5669"/>
+            <w:tcW w:type="dxa" w:w="4535"/>
           </w:tcPr>
           <w:p>
             <w:pPr>
@@ -238,7 +308,23 @@
         </w:tc>
         <w:tc>
           <w:tcPr>
-            <w:tcW w:type="dxa" w:w="1701"/>
+            <w:tcW w:type="dxa" w:w="1134"/>
+          </w:tcPr>
+          <w:p>
+            <w:pPr>
+              <w:spacing w:after="0"/>
+            </w:pPr>
+            <w:r>
+              <w:rPr>
+                <w:sz w:val="19"/>
+              </w:rPr>
+              <w:t>2</w:t>
+            </w:r>
+          </w:p>
+        </w:tc>
+        <w:tc>
+          <w:tcPr>
+            <w:tcW w:type="dxa" w:w="1134"/>
           </w:tcPr>
           <w:p>
             <w:pPr>
@@ -254,7 +340,23 @@
         </w:tc>
         <w:tc>
           <w:tcPr>
-            <w:tcW w:type="dxa" w:w="1701"/>
+            <w:tcW w:type="dxa" w:w="1134"/>
+          </w:tcPr>
+          <w:p>
+            <w:pPr>
+              <w:spacing w:after="0"/>
+            </w:pPr>
+            <w:r>
+              <w:rPr>
+                <w:sz w:val="19"/>
+              </w:rPr>
+              <w:t>8</w:t>
+            </w:r>
+          </w:p>
+        </w:tc>
+        <w:tc>
+          <w:tcPr>
+            <w:tcW w:type="dxa" w:w="1134"/>
           </w:tcPr>
           <w:p>
             <w:pPr>
@@ -272,7 +374,7 @@
       <w:tr>
         <w:tc>
           <w:tcPr>
-            <w:tcW w:type="dxa" w:w="5669"/>
+            <w:tcW w:type="dxa" w:w="4535"/>
           </w:tcPr>
           <w:p>
             <w:pPr>
@@ -282,13 +384,209 @@
               <w:rPr>
                 <w:sz w:val="19"/>
               </w:rPr>
-              <w:t>Convenios firmados (los cierras tú con el formato; gerencia firma por la academia)</w:t>
+              <w:t>Convenios firmados (los cierras tú; gerencia firma por la academia)</w:t>
             </w:r>
           </w:p>
         </w:tc>
         <w:tc>
           <w:tcPr>
-            <w:tcW w:type="dxa" w:w="1701"/>
+            <w:tcW w:type="dxa" w:w="1134"/>
+          </w:tcPr>
+          <w:p>
+            <w:pPr>
+              <w:spacing w:after="0"/>
+            </w:pPr>
+            <w:r>
+              <w:rPr>
+                <w:sz w:val="19"/>
+              </w:rPr>
+              <w:t>—</w:t>
+            </w:r>
+          </w:p>
+        </w:tc>
+        <w:tc>
+          <w:tcPr>
+            <w:tcW w:type="dxa" w:w="1134"/>
+          </w:tcPr>
+          <w:p>
+            <w:pPr>
+              <w:spacing w:after="0"/>
+            </w:pPr>
+            <w:r>
+              <w:rPr>
+                <w:sz w:val="19"/>
+              </w:rPr>
+              <w:t>1</w:t>
+            </w:r>
+          </w:p>
+        </w:tc>
+        <w:tc>
+          <w:tcPr>
+            <w:tcW w:type="dxa" w:w="1134"/>
+          </w:tcPr>
+          <w:p>
+            <w:pPr>
+              <w:spacing w:after="0"/>
+            </w:pPr>
+            <w:r>
+              <w:rPr>
+                <w:sz w:val="19"/>
+              </w:rPr>
+              <w:t>2</w:t>
+            </w:r>
+          </w:p>
+        </w:tc>
+        <w:tc>
+          <w:tcPr>
+            <w:tcW w:type="dxa" w:w="1134"/>
+          </w:tcPr>
+          <w:p>
+            <w:pPr>
+              <w:spacing w:after="0"/>
+            </w:pPr>
+            <w:r>
+              <w:rPr>
+                <w:sz w:val="19"/>
+              </w:rPr>
+              <w:t>3</w:t>
+            </w:r>
+          </w:p>
+        </w:tc>
+      </w:tr>
+      <w:tr>
+        <w:tc>
+          <w:tcPr>
+            <w:tcW w:type="dxa" w:w="4535"/>
+          </w:tcPr>
+          <w:p>
+            <w:pPr>
+              <w:spacing w:after="0"/>
+            </w:pPr>
+            <w:r>
+              <w:rPr>
+                <w:sz w:val="19"/>
+              </w:rPr>
+              <w:t>Planes empresa cerrados (estándar) o agendados con gerencia</w:t>
+            </w:r>
+          </w:p>
+        </w:tc>
+        <w:tc>
+          <w:tcPr>
+            <w:tcW w:type="dxa" w:w="1134"/>
+          </w:tcPr>
+          <w:p>
+            <w:pPr>
+              <w:spacing w:after="0"/>
+            </w:pPr>
+            <w:r>
+              <w:rPr>
+                <w:sz w:val="19"/>
+              </w:rPr>
+              <w:t>—</w:t>
+            </w:r>
+          </w:p>
+        </w:tc>
+        <w:tc>
+          <w:tcPr>
+            <w:tcW w:type="dxa" w:w="1134"/>
+          </w:tcPr>
+          <w:p>
+            <w:pPr>
+              <w:spacing w:after="0"/>
+            </w:pPr>
+            <w:r>
+              <w:rPr>
+                <w:sz w:val="19"/>
+              </w:rPr>
+              <w:t>—</w:t>
+            </w:r>
+          </w:p>
+        </w:tc>
+        <w:tc>
+          <w:tcPr>
+            <w:tcW w:type="dxa" w:w="1134"/>
+          </w:tcPr>
+          <w:p>
+            <w:pPr>
+              <w:spacing w:after="0"/>
+            </w:pPr>
+            <w:r>
+              <w:rPr>
+                <w:sz w:val="19"/>
+              </w:rPr>
+              <w:t>1</w:t>
+            </w:r>
+          </w:p>
+        </w:tc>
+        <w:tc>
+          <w:tcPr>
+            <w:tcW w:type="dxa" w:w="1134"/>
+          </w:tcPr>
+          <w:p>
+            <w:pPr>
+              <w:spacing w:after="0"/>
+            </w:pPr>
+            <w:r>
+              <w:rPr>
+                <w:sz w:val="19"/>
+              </w:rPr>
+              <w:t>2</w:t>
+            </w:r>
+          </w:p>
+        </w:tc>
+      </w:tr>
+      <w:tr>
+        <w:tc>
+          <w:tcPr>
+            <w:tcW w:type="dxa" w:w="4535"/>
+          </w:tcPr>
+          <w:p>
+            <w:pPr>
+              <w:spacing w:after="0"/>
+            </w:pPr>
+            <w:r>
+              <w:rPr>
+                <w:sz w:val="19"/>
+              </w:rPr>
+              <w:t>Personas que llegan por una alianza (con nombre de empresa)</w:t>
+            </w:r>
+          </w:p>
+        </w:tc>
+        <w:tc>
+          <w:tcPr>
+            <w:tcW w:type="dxa" w:w="1134"/>
+          </w:tcPr>
+          <w:p>
+            <w:pPr>
+              <w:spacing w:after="0"/>
+            </w:pPr>
+            <w:r>
+              <w:rPr>
+                <w:sz w:val="19"/>
+              </w:rPr>
+              <w:t>—</w:t>
+            </w:r>
+          </w:p>
+        </w:tc>
+        <w:tc>
+          <w:tcPr>
+            <w:tcW w:type="dxa" w:w="1134"/>
+          </w:tcPr>
+          <w:p>
+            <w:pPr>
+              <w:spacing w:after="0"/>
+            </w:pPr>
+            <w:r>
+              <w:rPr>
+                <w:sz w:val="19"/>
+              </w:rPr>
+              <w:t>—</w:t>
+            </w:r>
+          </w:p>
+        </w:tc>
+        <w:tc>
+          <w:tcPr>
+            <w:tcW w:type="dxa" w:w="1134"/>
           </w:tcPr>
           <w:p>
             <w:pPr>
@@ -304,91 +602,7 @@
         </w:tc>
         <w:tc>
           <w:tcPr>
-            <w:tcW w:type="dxa" w:w="1701"/>
-          </w:tcPr>
-          <w:p>
-            <w:pPr>
-              <w:spacing w:after="0"/>
-            </w:pPr>
-            <w:r>
-              <w:rPr>
-                <w:sz w:val="19"/>
-              </w:rPr>
-              <w:t>5</w:t>
-            </w:r>
-          </w:p>
-        </w:tc>
-      </w:tr>
-      <w:tr>
-        <w:tc>
-          <w:tcPr>
-            <w:tcW w:type="dxa" w:w="5669"/>
-          </w:tcPr>
-          <w:p>
-            <w:pPr>
-              <w:spacing w:after="0"/>
-            </w:pPr>
-            <w:r>
-              <w:rPr>
-                <w:sz w:val="19"/>
-              </w:rPr>
-              <w:t>Planes empresa cerrados (estándar) o agendados con gerencia (a la medida)</w:t>
-            </w:r>
-          </w:p>
-        </w:tc>
-        <w:tc>
-          <w:tcPr>
-            <w:tcW w:type="dxa" w:w="1701"/>
-          </w:tcPr>
-          <w:p>
-            <w:pPr>
-              <w:spacing w:after="0"/>
-            </w:pPr>
-            <w:r>
-              <w:rPr>
-                <w:sz w:val="19"/>
-              </w:rPr>
-              <w:t>2</w:t>
-            </w:r>
-          </w:p>
-        </w:tc>
-        <w:tc>
-          <w:tcPr>
-            <w:tcW w:type="dxa" w:w="1701"/>
-          </w:tcPr>
-          <w:p>
-            <w:pPr>
-              <w:spacing w:after="0"/>
-            </w:pPr>
-            <w:r>
-              <w:rPr>
-                <w:sz w:val="19"/>
-              </w:rPr>
-              <w:t>4</w:t>
-            </w:r>
-          </w:p>
-        </w:tc>
-      </w:tr>
-      <w:tr>
-        <w:tc>
-          <w:tcPr>
-            <w:tcW w:type="dxa" w:w="5669"/>
-          </w:tcPr>
-          <w:p>
-            <w:pPr>
-              <w:spacing w:after="0"/>
-            </w:pPr>
-            <w:r>
-              <w:rPr>
-                <w:sz w:val="19"/>
-              </w:rPr>
-              <w:t>Personas que llegan por una alianza</w:t>
-            </w:r>
-          </w:p>
-        </w:tc>
-        <w:tc>
-          <w:tcPr>
-            <w:tcW w:type="dxa" w:w="1701"/>
+            <w:tcW w:type="dxa" w:w="1134"/>
           </w:tcPr>
           <w:p>
             <w:pPr>
@@ -402,27 +616,11 @@
             </w:r>
           </w:p>
         </w:tc>
-        <w:tc>
-          <w:tcPr>
-            <w:tcW w:type="dxa" w:w="1701"/>
-          </w:tcPr>
-          <w:p>
-            <w:pPr>
-              <w:spacing w:after="0"/>
-            </w:pPr>
-            <w:r>
-              <w:rPr>
-                <w:sz w:val="19"/>
-              </w:rPr>
-              <w:t>20</w:t>
-            </w:r>
-          </w:p>
-        </w:tc>
       </w:tr>
       <w:tr>
         <w:tc>
           <w:tcPr>
-            <w:tcW w:type="dxa" w:w="5669"/>
+            <w:tcW w:type="dxa" w:w="4535"/>
           </w:tcPr>
           <w:p>
             <w:pPr>
@@ -438,7 +636,55 @@
         </w:tc>
         <w:tc>
           <w:tcPr>
-            <w:tcW w:type="dxa" w:w="1701"/>
+            <w:tcW w:type="dxa" w:w="1134"/>
+          </w:tcPr>
+          <w:p>
+            <w:pPr>
+              <w:spacing w:after="0"/>
+            </w:pPr>
+            <w:r>
+              <w:rPr>
+                <w:sz w:val="19"/>
+              </w:rPr>
+              <w:t>—</w:t>
+            </w:r>
+          </w:p>
+        </w:tc>
+        <w:tc>
+          <w:tcPr>
+            <w:tcW w:type="dxa" w:w="1134"/>
+          </w:tcPr>
+          <w:p>
+            <w:pPr>
+              <w:spacing w:after="0"/>
+            </w:pPr>
+            <w:r>
+              <w:rPr>
+                <w:sz w:val="19"/>
+              </w:rPr>
+              <w:t>—</w:t>
+            </w:r>
+          </w:p>
+        </w:tc>
+        <w:tc>
+          <w:tcPr>
+            <w:tcW w:type="dxa" w:w="1134"/>
+          </w:tcPr>
+          <w:p>
+            <w:pPr>
+              <w:spacing w:after="0"/>
+            </w:pPr>
+            <w:r>
+              <w:rPr>
+                <w:sz w:val="19"/>
+              </w:rPr>
+              <w:t>1</w:t>
+            </w:r>
+          </w:p>
+        </w:tc>
+        <w:tc>
+          <w:tcPr>
+            <w:tcW w:type="dxa" w:w="1134"/>
           </w:tcPr>
           <w:p>
             <w:pPr>
@@ -449,22 +695,6 @@
                 <w:sz w:val="19"/>
               </w:rPr>
               <w:t>3</w:t>
-            </w:r>
-          </w:p>
-        </w:tc>
-        <w:tc>
-          <w:tcPr>
-            <w:tcW w:type="dxa" w:w="1701"/>
-          </w:tcPr>
-          <w:p>
-            <w:pPr>
-              <w:spacing w:after="0"/>
-            </w:pPr>
-            <w:r>
-              <w:rPr>
-                <w:sz w:val="19"/>
-              </w:rPr>
-              <w:t>6</w:t>
             </w:r>
           </w:p>
         </w:tc>
@@ -485,7 +715,7 @@
           <w:color w:val="777777"/>
           <w:sz w:val="19"/>
         </w:rPr>
-        <w:t>Ritmo semanal: 3 empresas contactadas y 1 o 2 reuniones. No hace falta más; hace falta que sea todas las semanas.</w:t>
+        <w:t>Ritmo semanal: 3 empresas contactadas y 1 o 2 reuniones, todas las semanas. Lo que falte en un corte se corrige esa misma semana, no en el siguiente.</w:t>
       </w:r>
     </w:p>
     <w:p>
@@ -917,7 +1147,7 @@
               <w:rPr>
                 <w:sz w:val="19"/>
               </w:rPr>
-              <w:t>Día 30 y día 60</w:t>
+              <w:t>Días 15, 30, 45 y 60</w:t>
             </w:r>
           </w:p>
         </w:tc>
@@ -933,7 +1163,7 @@
               <w:rPr>
                 <w:sz w:val="19"/>
               </w:rPr>
-              <w:t>Reunión corta con gerencia: actividad al día 30, resultados al día 60.</w:t>
+              <w:t>Reunión de 20 minutos con gerencia, con el tracker abierto, contra la tabla del punto 2.</w:t>
             </w:r>
           </w:p>
         </w:tc>
@@ -1015,7 +1245,7 @@
           <w:color w:val="E54C09"/>
           <w:sz w:val="25"/>
         </w:rPr>
-        <w:t>7. Qué pasa a los 30 y a los 60 días</w:t>
+        <w:t>7. Qué pasa en cada corte</w:t>
       </w:r>
     </w:p>
     <w:p>
@@ -1027,7 +1257,31 @@
         <w:rPr>
           <w:sz w:val="21"/>
         </w:rPr>
-        <w:t>Día 30: miramos actividad (contactadas y reuniones) y que haya al menos 1 convenio firmado o 3 reuniones con decisor. Si va, seguimos y ajustamos el discurso. Si no va, una semana de ajuste; si tampoco, cerramos el piloto sin problema.</w:t>
+        <w:t>Día 15: 6 contactadas y 2 reuniones. Si no hay 2 reuniones, el problema está en la puerta o en el discurso: role-play correctivo con gerencia esa misma semana y lista nueva de empresas.</w:t>
+      </w:r>
+    </w:p>
+    <w:p>
+      <w:pPr>
+        <w:pStyle w:val="ListBullet"/>
+        <w:spacing w:after="40"/>
+      </w:pPr>
+      <w:r>
+        <w:rPr>
+          <w:sz w:val="21"/>
+        </w:rPr>
+        <w:t>Día 30: 12 contactadas, 5 reuniones y 1 convenio firmado. Sin convenio al día 30 el piloto se cierra. Con 1, sigue y se afina el cierre.</w:t>
+      </w:r>
+    </w:p>
+    <w:p>
+      <w:pPr>
+        <w:pStyle w:val="ListBullet"/>
+        <w:spacing w:after="40"/>
+      </w:pPr>
+      <w:r>
+        <w:rPr>
+          <w:sz w:val="21"/>
+        </w:rPr>
+        <w:t>Día 45: 2 convenios, 1 plan empresa cerrado o agendado, y los primeros 3 leads con nombre de empresa. Si hay convenios pero no llegan personas, la falla es la difusión dentro de la empresa: se activa la visita de 20 minutos con el diagnóstico de inglés a su equipo.</w:t>
       </w:r>
     </w:p>
     <w:p>
